--- a/build/es_electric_power.docx
+++ b/build/es_electric_power.docx
@@ -7,7 +7,7 @@
         <w:pStyle w:val="Heading1"/>
       </w:pPr>
       <w:r>
-        <w:t>Electricity. Potencia eléctrica.</w:t>
+        <w:t>Electricidad. Potencia eléctrica.</w:t>
       </w:r>
     </w:p>
     <w:p>
@@ -25,7 +25,7 @@
       <w:r>
         <w:t>a)</w:t>
         <w:tab/>
-        <w:t>345W</w:t>
+        <w:t>153W</w:t>
       </w:r>
     </w:p>
     <w:p>
@@ -35,7 +35,7 @@
       <w:r>
         <w:t>b)</w:t>
         <w:tab/>
-        <w:t>153W</w:t>
+        <w:t>345W</w:t>
       </w:r>
     </w:p>
     <w:p>
@@ -83,7 +83,7 @@
       <w:r>
         <w:t>a)</w:t>
         <w:tab/>
-        <w:t>230W</w:t>
+        <w:t>0.4347W</w:t>
       </w:r>
     </w:p>
     <w:p>
@@ -93,7 +93,7 @@
       <w:r>
         <w:t>b)</w:t>
         <w:tab/>
-        <w:t>0.4347W</w:t>
+        <w:t>230W</w:t>
       </w:r>
     </w:p>
     <w:p>
@@ -103,7 +103,7 @@
       <w:r>
         <w:t>c)</w:t>
         <w:tab/>
-        <w:t>23W</w:t>
+        <w:t>2300W</w:t>
       </w:r>
     </w:p>
     <w:p>
@@ -113,7 +113,7 @@
       <w:r>
         <w:t>d)</w:t>
         <w:tab/>
-        <w:t>2300W</w:t>
+        <w:t>23W</w:t>
       </w:r>
     </w:p>
     <w:p>
@@ -131,7 +131,7 @@
       <w:r>
         <w:t>a)</w:t>
         <w:tab/>
-        <w:t>230W</w:t>
+        <w:t>3450W</w:t>
       </w:r>
     </w:p>
     <w:p>
@@ -141,7 +141,7 @@
       <w:r>
         <w:t>b)</w:t>
         <w:tab/>
-        <w:t>3450W</w:t>
+        <w:t>15.3W</w:t>
       </w:r>
     </w:p>
     <w:p>
@@ -151,7 +151,7 @@
       <w:r>
         <w:t>c)</w:t>
         <w:tab/>
-        <w:t>15.3W</w:t>
+        <w:t>15W</w:t>
       </w:r>
     </w:p>
     <w:p>
@@ -161,7 +161,7 @@
       <w:r>
         <w:t>d)</w:t>
         <w:tab/>
-        <w:t>0,065W</w:t>
+        <w:t>230W</w:t>
       </w:r>
     </w:p>
     <w:p>
@@ -171,7 +171,7 @@
       <w:r>
         <w:t>e)</w:t>
         <w:tab/>
-        <w:t>15W</w:t>
+        <w:t>0,065W</w:t>
       </w:r>
     </w:p>
     <w:p>
@@ -189,7 +189,7 @@
       <w:r>
         <w:t>a)</w:t>
         <w:tab/>
-        <w:t>24W</w:t>
+        <w:t>600W</w:t>
       </w:r>
     </w:p>
     <w:p>
@@ -199,7 +199,7 @@
       <w:r>
         <w:t>b)</w:t>
         <w:tab/>
-        <w:t>0,0416W</w:t>
+        <w:t>120W</w:t>
       </w:r>
     </w:p>
     <w:p>
@@ -219,7 +219,7 @@
       <w:r>
         <w:t>d)</w:t>
         <w:tab/>
-        <w:t>120W</w:t>
+        <w:t>0,0416W</w:t>
       </w:r>
     </w:p>
     <w:p>
@@ -229,7 +229,7 @@
       <w:r>
         <w:t>e)</w:t>
         <w:tab/>
-        <w:t>600W</w:t>
+        <w:t>24W</w:t>
       </w:r>
     </w:p>
     <w:p>
@@ -257,7 +257,7 @@
       <w:r>
         <w:t>b)</w:t>
         <w:tab/>
-        <w:t>5W</w:t>
+        <w:t>2.5W</w:t>
       </w:r>
     </w:p>
     <w:p>
@@ -287,7 +287,7 @@
       <w:r>
         <w:t>e)</w:t>
         <w:tab/>
-        <w:t>2.5W</w:t>
+        <w:t>5W</w:t>
       </w:r>
     </w:p>
     <w:p>
@@ -363,7 +363,7 @@
       <w:r>
         <w:t>a)</w:t>
         <w:tab/>
-        <w:t>3450W</w:t>
+        <w:t>230W</w:t>
       </w:r>
     </w:p>
     <w:p>
@@ -373,7 +373,7 @@
       <w:r>
         <w:t>b)</w:t>
         <w:tab/>
-        <w:t>230W</w:t>
+        <w:t>15.3W</w:t>
       </w:r>
     </w:p>
     <w:p>
@@ -383,7 +383,7 @@
       <w:r>
         <w:t>c)</w:t>
         <w:tab/>
-        <w:t>15W</w:t>
+        <w:t>0.065W</w:t>
       </w:r>
     </w:p>
     <w:p>
@@ -393,7 +393,7 @@
       <w:r>
         <w:t>d)</w:t>
         <w:tab/>
-        <w:t>0.065W</w:t>
+        <w:t>3450W</w:t>
       </w:r>
     </w:p>
     <w:p>
@@ -403,7 +403,7 @@
       <w:r>
         <w:t>e)</w:t>
         <w:tab/>
-        <w:t>15.3W</w:t>
+        <w:t>15W</w:t>
       </w:r>
     </w:p>
     <w:p>
@@ -421,7 +421,7 @@
       <w:r>
         <w:t>a)</w:t>
         <w:tab/>
-        <w:t>2W</w:t>
+        <w:t>12W</w:t>
       </w:r>
     </w:p>
     <w:p>
@@ -431,7 +431,7 @@
       <w:r>
         <w:t>b)</w:t>
         <w:tab/>
-        <w:t>0.166W</w:t>
+        <w:t>6W</w:t>
       </w:r>
     </w:p>
     <w:p>
@@ -441,7 +441,7 @@
       <w:r>
         <w:t>c)</w:t>
         <w:tab/>
-        <w:t>12W</w:t>
+        <w:t>2W</w:t>
       </w:r>
     </w:p>
     <w:p>
@@ -461,7 +461,7 @@
       <w:r>
         <w:t>e)</w:t>
         <w:tab/>
-        <w:t>6W</w:t>
+        <w:t>0.166W</w:t>
       </w:r>
     </w:p>
     <w:p>
@@ -479,7 +479,7 @@
       <w:r>
         <w:t>a)</w:t>
         <w:tab/>
-        <w:t>2000A</w:t>
+        <w:t>460000A</w:t>
       </w:r>
     </w:p>
     <w:p>
@@ -499,7 +499,7 @@
       <w:r>
         <w:t>c)</w:t>
         <w:tab/>
-        <w:t>460000A</w:t>
+        <w:t>8.69A</w:t>
       </w:r>
     </w:p>
     <w:p>
@@ -509,7 +509,7 @@
       <w:r>
         <w:t>d)</w:t>
         <w:tab/>
-        <w:t>8.69A</w:t>
+        <w:t>230A</w:t>
       </w:r>
     </w:p>
     <w:p>
@@ -519,7 +519,7 @@
       <w:r>
         <w:t>e)</w:t>
         <w:tab/>
-        <w:t>230A</w:t>
+        <w:t>2000A</w:t>
       </w:r>
     </w:p>
     <w:p>
@@ -547,7 +547,7 @@
       <w:r>
         <w:t>b)</w:t>
         <w:tab/>
-        <w:t>5290A</w:t>
+        <w:t>23A</w:t>
       </w:r>
     </w:p>
     <w:p>
@@ -577,7 +577,7 @@
       <w:r>
         <w:t>e)</w:t>
         <w:tab/>
-        <w:t>23A</w:t>
+        <w:t>5290A</w:t>
       </w:r>
     </w:p>
     <w:p>
@@ -595,7 +595,7 @@
       <w:r>
         <w:t>a)</w:t>
         <w:tab/>
-        <w:t>0.5A</w:t>
+        <w:t>24A</w:t>
       </w:r>
     </w:p>
     <w:p>
@@ -605,7 +605,7 @@
       <w:r>
         <w:t>b)</w:t>
         <w:tab/>
-        <w:t>24A</w:t>
+        <w:t>2A</w:t>
       </w:r>
     </w:p>
     <w:p>
@@ -615,7 +615,65 @@
       <w:r>
         <w:t>c)</w:t>
         <w:tab/>
-        <w:t>2A</w:t>
+        <w:t>288A</w:t>
+      </w:r>
+    </w:p>
+    <w:p>
+      <w:pPr>
+        <w:pStyle w:val="Choice"/>
+      </w:pPr>
+      <w:r>
+        <w:t>d)</w:t>
+        <w:tab/>
+        <w:t>0.5A</w:t>
+      </w:r>
+    </w:p>
+    <w:p>
+      <w:pPr>
+        <w:pStyle w:val="Choice"/>
+      </w:pPr>
+      <w:r>
+        <w:t>e)</w:t>
+        <w:tab/>
+        <w:t>12A</w:t>
+      </w:r>
+    </w:p>
+    <w:p>
+      <w:pPr>
+        <w:pStyle w:val="ListNumber"/>
+      </w:pPr>
+      <w:r>
+        <w:t>¿Qué corriente pasará por el motor de arranque de un coche si la batería es de 12V y tiene una potencia de 1200W?</w:t>
+      </w:r>
+    </w:p>
+    <w:p>
+      <w:pPr>
+        <w:pStyle w:val="Choice"/>
+      </w:pPr>
+      <w:r>
+        <w:t>a)</w:t>
+        <w:tab/>
+        <w:t>0.01A</w:t>
+      </w:r>
+    </w:p>
+    <w:p>
+      <w:pPr>
+        <w:pStyle w:val="Choice"/>
+      </w:pPr>
+      <w:r>
+        <w:t>b)</w:t>
+        <w:tab/>
+        <w:t>100A</w:t>
+      </w:r>
+    </w:p>
+    <w:p>
+      <w:pPr>
+        <w:pStyle w:val="Choice"/>
+      </w:pPr>
+      <w:r>
+        <w:t>c)</w:t>
+        <w:tab/>
+        <w:t>1200A</w:t>
       </w:r>
     </w:p>
     <w:p>
@@ -635,7 +693,7 @@
       <w:r>
         <w:t>e)</w:t>
         <w:tab/>
-        <w:t>288A</w:t>
+        <w:t>14400A</w:t>
       </w:r>
     </w:p>
     <w:p>
@@ -643,7 +701,7 @@
         <w:pStyle w:val="ListNumber"/>
       </w:pPr>
       <w:r>
-        <w:t>¿Qué corriente pasará por el motor de arranque de un coche si la batería es de 12V y tiene una potencia de 1200W?</w:t>
+        <w:t>¿Qué tensión tendrá una batidora sabiendo que tiene una potencia de 240W y que consume 2 Amperios?</w:t>
       </w:r>
     </w:p>
     <w:p>
@@ -653,7 +711,7 @@
       <w:r>
         <w:t>a)</w:t>
         <w:tab/>
-        <w:t>12A</w:t>
+        <w:t>120V</w:t>
       </w:r>
     </w:p>
     <w:p>
@@ -663,7 +721,7 @@
       <w:r>
         <w:t>b)</w:t>
         <w:tab/>
-        <w:t>100A</w:t>
+        <w:t>480V</w:t>
       </w:r>
     </w:p>
     <w:p>
@@ -673,7 +731,7 @@
       <w:r>
         <w:t>c)</w:t>
         <w:tab/>
-        <w:t>14400A</w:t>
+        <w:t>0.008V</w:t>
       </w:r>
     </w:p>
     <w:p>
@@ -683,7 +741,7 @@
       <w:r>
         <w:t>d)</w:t>
         <w:tab/>
-        <w:t>0.01A</w:t>
+        <w:t>240V</w:t>
       </w:r>
     </w:p>
     <w:p>
@@ -693,7 +751,7 @@
       <w:r>
         <w:t>e)</w:t>
         <w:tab/>
-        <w:t>1200A</w:t>
+        <w:t>2V</w:t>
       </w:r>
     </w:p>
     <w:p>
@@ -701,7 +759,7 @@
         <w:pStyle w:val="ListNumber"/>
       </w:pPr>
       <w:r>
-        <w:t>¿Qué tensión tendrá una batidora sabiendo que tiene una potencia de 240W y que consume 2 Amperios?</w:t>
+        <w:t>¿Qué tensión tendrá un ordenador portatil sabiendo que tiene una potencia de 40W y que consume 2 Amperios?</w:t>
       </w:r>
     </w:p>
     <w:p>
@@ -721,64 +779,6 @@
       <w:r>
         <w:t>b)</w:t>
         <w:tab/>
-        <w:t>240V</w:t>
-      </w:r>
-    </w:p>
-    <w:p>
-      <w:pPr>
-        <w:pStyle w:val="Choice"/>
-      </w:pPr>
-      <w:r>
-        <w:t>c)</w:t>
-        <w:tab/>
-        <w:t>0.008V</w:t>
-      </w:r>
-    </w:p>
-    <w:p>
-      <w:pPr>
-        <w:pStyle w:val="Choice"/>
-      </w:pPr>
-      <w:r>
-        <w:t>d)</w:t>
-        <w:tab/>
-        <w:t>480V</w:t>
-      </w:r>
-    </w:p>
-    <w:p>
-      <w:pPr>
-        <w:pStyle w:val="Choice"/>
-      </w:pPr>
-      <w:r>
-        <w:t>e)</w:t>
-        <w:tab/>
-        <w:t>120V</w:t>
-      </w:r>
-    </w:p>
-    <w:p>
-      <w:pPr>
-        <w:pStyle w:val="ListNumber"/>
-      </w:pPr>
-      <w:r>
-        <w:t>¿Qué tensión tendrá un ordenador portatil sabiendo que tiene una potencia de 40W y que consume 2 Amperios?</w:t>
-      </w:r>
-    </w:p>
-    <w:p>
-      <w:pPr>
-        <w:pStyle w:val="Choice"/>
-      </w:pPr>
-      <w:r>
-        <w:t>a)</w:t>
-        <w:tab/>
-        <w:t>20V</w:t>
-      </w:r>
-    </w:p>
-    <w:p>
-      <w:pPr>
-        <w:pStyle w:val="Choice"/>
-      </w:pPr>
-      <w:r>
-        <w:t>b)</w:t>
-        <w:tab/>
         <w:t>40V</w:t>
       </w:r>
     </w:p>
@@ -789,7 +789,7 @@
       <w:r>
         <w:t>c)</w:t>
         <w:tab/>
-        <w:t>2V</w:t>
+        <w:t>80V</w:t>
       </w:r>
     </w:p>
     <w:p>
@@ -799,7 +799,7 @@
       <w:r>
         <w:t>d)</w:t>
         <w:tab/>
-        <w:t>80V</w:t>
+        <w:t>20V</w:t>
       </w:r>
     </w:p>
     <w:p>
@@ -827,7 +827,7 @@
       <w:r>
         <w:t>a)</w:t>
         <w:tab/>
-        <w:t>0.5V</w:t>
+        <w:t>1000V</w:t>
       </w:r>
     </w:p>
     <w:p>
@@ -837,7 +837,7 @@
       <w:r>
         <w:t>b)</w:t>
         <w:tab/>
-        <w:t>2000V</w:t>
+        <w:t>2V</w:t>
       </w:r>
     </w:p>
     <w:p>
@@ -847,7 +847,7 @@
       <w:r>
         <w:t>c)</w:t>
         <w:tab/>
-        <w:t>1000V</w:t>
+        <w:t>0.5V</w:t>
       </w:r>
     </w:p>
     <w:p>
@@ -857,7 +857,7 @@
       <w:r>
         <w:t>d)</w:t>
         <w:tab/>
-        <w:t>2V</w:t>
+        <w:t>2000V</w:t>
       </w:r>
     </w:p>
     <w:p>
@@ -895,7 +895,7 @@
       <w:r>
         <w:t>b)</w:t>
         <w:tab/>
-        <w:t>2V</w:t>
+        <w:t>0.111V</w:t>
       </w:r>
     </w:p>
     <w:p>
@@ -905,7 +905,7 @@
       <w:r>
         <w:t>c)</w:t>
         <w:tab/>
-        <w:t>9V</w:t>
+        <w:t>2V</w:t>
       </w:r>
     </w:p>
     <w:p>
@@ -915,7 +915,7 @@
       <w:r>
         <w:t>d)</w:t>
         <w:tab/>
-        <w:t>36V</w:t>
+        <w:t>9V</w:t>
       </w:r>
     </w:p>
     <w:p>
@@ -925,7 +925,7 @@
       <w:r>
         <w:t>e)</w:t>
         <w:tab/>
-        <w:t>0.111V</w:t>
+        <w:t>36V</w:t>
       </w:r>
     </w:p>
     <w:sectPr>
